--- a/docx/200.Gửi duyệt tin bài_SRS_AI_Generated.docx
+++ b/docx/200.Gửi duyệt tin bài_SRS_AI_Generated.docx
@@ -237,7 +237,7 @@
         </w:numPr>
       </w:pPr>
       <w:r>
-        <w:t xml:space="preserve">NSD bấm nút "Gửi duyệt" từ header editor (UC198, UC199) hoặc từ nút "Gửi duyệt" trên card bài trong danh sách (UC197).</w:t>
+        <w:t xml:space="preserve">NSD bấm nút "Gửi duyệt" từ phần đầu trang editor (UC198, UC199) hoặc từ nút "Gửi duyệt" trên card bài trong danh sách (UC197).</w:t>
       </w:r>
     </w:p>
     <w:p>
@@ -659,7 +659,7 @@
                 <w:sz w:val="18"/>
                 <w:szCs w:val="18"/>
               </w:rPr>
-              <w:t xml:space="preserve">Icon trực quan thân thiện, màu xanh để truyền cảm giác hành động tích cực (khác với icon đỏ của Xóa).</w:t>
+              <w:t xml:space="preserve">biểu tượng trực quan thân thiện, màu xanh để truyền cảm giác hành động tích cực (khác với biểu tượng đỏ của Xóa).</w:t>
             </w:r>
           </w:p>
         </w:tc>
@@ -974,7 +974,7 @@
                 <w:sz w:val="18"/>
                 <w:szCs w:val="18"/>
               </w:rPr>
-              <w:t xml:space="preserve">Danh sách gợi ý kiểm tra: "✓ Tiêu đề rõ ràng, hấp dẫn", "✓ Nội dung đã được kiểm tra lỗi chính tả", "✓ Ảnh đại diện đã thêm (khuyến nghị)", "✓ Mô tả ngắn đã điền (khuyến nghị)". Các mục đã đủ điều kiện được tick xanh; mục thiếu nhưng không bắt buộc hiển thị icon warning vàng.</w:t>
+              <w:t xml:space="preserve">Danh sách gợi ý kiểm tra: "✓ Tiêu đề rõ ràng, hấp dẫn", "✓ Nội dung đã được kiểm tra lỗi chính tả", "✓ Ảnh đại diện đã thêm (khuyến nghị)", "✓ Mô tả ngắn đã điền (khuyến nghị)". Các mục đã đủ điều kiện được tick xanh; mục thiếu nhưng không bắt buộc hiển thị biểu tượng warning vàng.</w:t>
             </w:r>
           </w:p>
         </w:tc>
@@ -1289,7 +1289,7 @@
                 <w:sz w:val="18"/>
                 <w:szCs w:val="18"/>
               </w:rPr>
-              <w:t xml:space="preserve">Đóng dialog, không thực hiện thay đổi, cộng tác viên tiếp tục ở trang editor.</w:t>
+              <w:t xml:space="preserve">Đóng hộp thoại, không thực hiện thay đổi, cộng tác viên tiếp tục ở trang editor.</w:t>
             </w:r>
           </w:p>
         </w:tc>
@@ -1518,7 +1518,7 @@
                 <w:sz w:val="18"/>
                 <w:szCs w:val="18"/>
               </w:rPr>
-              <w:t xml:space="preserve">Hệ thống tự động load và hiển thị thông tin tóm tắt bài trong dialog. Cộng tác viên đọc lại để xác nhận đúng bài cần gửi.</w:t>
+              <w:t xml:space="preserve">Hệ thống tự động load và hiển thị thông tin tóm tắt bài trong hộp thoại. Cộng tác viên đọc lại để xác nhận đúng bài cần gửi.</w:t>
             </w:r>
           </w:p>
         </w:tc>
@@ -1773,7 +1773,7 @@
                 <w:sz w:val="18"/>
                 <w:szCs w:val="18"/>
               </w:rPr>
-              <w:t xml:space="preserve">NSD bấm "Xác nhận gửi duyệt". Hệ thống: (1) Validate bài lần cuối (tiêu đề, nội dung, chuyên mục). (2) Nếu hợp lệ: gọi API lưu bài và đổi trạng thái sang Chờ duyệt, ghi nhận submitted_at = thời gian hiện tại, lưu ghi chú của cộng tác viên (nếu có). (3) Gửi thông báo nội bộ tới biên tập viên có thẩm quyền duyệt chuyên mục tương ứng. (4) Gửi email xác nhận tới cộng tác viên (nếu đã cấu hình). (5) Đóng dialog. (6) Điều hướng về trang danh sách UC197 với toast thành công hoặc cập nhật badge trạng thái trên header editor sang "Chờ duyệt". Trường hợp lỗi API: giữ nguyên dialog, hiển thị thông báo lỗi bên trong dialog "Gửi duyệt thất bại. Vui lòng thử lại." và re-enable nút.</w:t>
+              <w:t xml:space="preserve">NSD bấm "Xác nhận gửi duyệt". Hệ thống: (1) kiểm tra tính hợp lệ bài lần cuối (tiêu đề, nội dung, chuyên mục). (2) Nếu hợp lệ: gọi API lưu bài và đổi trạng thái sang Chờ duyệt, ghi nhận submitted_at = thời gian hiện tại, lưu ghi chú của cộng tác viên (nếu có). (3) Gửi thông báo nội bộ tới biên tập viên có thẩm quyền duyệt chuyên mục tương ứng. (4) Gửi email xác nhận tới cộng tác viên (nếu đã cấu hình). (5) Đóng hộp thoại. (6) Điều hướng về trang danh sách UC197 với thông báo nhỏ thành công hoặc cập nhật nhãn trạng thái trên phần đầu trang editor sang "Chờ duyệt". Trường hợp lỗi API: giữ nguyên hộp thoại, hiển thị thông báo lỗi bên trong hộp thoại "Gửi duyệt thất bại. Vui lòng thử lại." và re-enable nút.</w:t>
             </w:r>
           </w:p>
         </w:tc>
@@ -1858,7 +1858,7 @@
                 <w:sz w:val="18"/>
                 <w:szCs w:val="18"/>
               </w:rPr>
-              <w:t xml:space="preserve">NSD bấm "Hủy" hoặc nhấn Escape. Đóng dialog, không thay đổi trạng thái bài, cộng tác viên tiếp tục ở editor hoặc danh sách.</w:t>
+              <w:t xml:space="preserve">NSD bấm "Hủy" hoặc nhấn Escape. Đóng hộp thoại, không thay đổi trạng thái bài, cộng tác viên tiếp tục ở editor hoặc danh sách.</w:t>
             </w:r>
           </w:p>
         </w:tc>
@@ -1917,7 +1917,7 @@
     </w:p>
     <w:p>
       <w:r>
-        <w:t xml:space="preserve">Trạng thái hiển thị sau khi gửi duyệt thành công — có thể là toast notification, hoặc nếu gửi từ danh sách UC197 thì là cập nhật badge trạng thái trên card bài.</w:t>
+        <w:t xml:space="preserve">Trạng thái hiển thị sau khi gửi duyệt thành công — có thể là thông báo nhỏ notification, hoặc nếu gửi từ danh sách UC197 thì là cập nhật nhãn trạng thái trên card bài.</w:t>
       </w:r>
     </w:p>
     <w:p>
@@ -2288,7 +2288,7 @@
                 <w:sz w:val="18"/>
                 <w:szCs w:val="18"/>
               </w:rPr>
-              <w:t xml:space="preserve">Trên trang danh sách UC197: badge trạng thái card bài đổi từ "Nháp" (xám) sang "Chờ duyệt" (cam). Trên header editor: badge cạnh tiêu đề trang cũng cập nhật ngay.</w:t>
+              <w:t xml:space="preserve">Trên trang danh sách UC197: nhãn trạng thái card bài đổi từ "Nháp" (xám) sang "Chờ duyệt" (cam). Trên phần đầu trang editor: nhãn cạnh tiêu đề trang cũng cập nhật ngay.</w:t>
             </w:r>
           </w:p>
         </w:tc>
@@ -2393,7 +2393,7 @@
                 <w:sz w:val="18"/>
                 <w:szCs w:val="18"/>
               </w:rPr>
-              <w:t xml:space="preserve">Toàn bộ vùng soạn thảo và sidebar metadata chuyển sang read-only. Toolbar mờ đi. Nút "Lưu nháp" và "Gửi duyệt" bị ẩn. Banner "Chờ duyệt" hiển thị (xem UC199.MH01). Nút "Rút lại yêu cầu duyệt" xuất hiện trên header.</w:t>
+              <w:t xml:space="preserve">Toàn bộ vùng soạn thảo và thanh bên metadata chuyển sang read-only. Toolbar mờ đi. Nút "Lưu nháp" và "Gửi duyệt" bị ẩn. Banner "Chờ duyệt" hiển thị (xem UC199.MH01). Nút "Rút lại yêu cầu duyệt" xuất hiện trên phần đầu trang.</w:t>
             </w:r>
           </w:p>
         </w:tc>
@@ -2727,7 +2727,7 @@
                 <w:sz w:val="18"/>
                 <w:szCs w:val="18"/>
               </w:rPr>
-              <w:t xml:space="preserve">Hệ thống hiển thị toast xanh lá ở góc phải trên màn hình xác nhận gửi duyệt thành công. Tự ẩn sau 5 giây.</w:t>
+              <w:t xml:space="preserve">Hệ thống hiển thị thông báo nhỏ xanh lá ở góc phải trên màn hình xác nhận gửi duyệt thành công. Tự ẩn sau 5 giây.</w:t>
             </w:r>
           </w:p>
         </w:tc>
@@ -2812,7 +2812,7 @@
                 <w:sz w:val="18"/>
                 <w:szCs w:val="18"/>
               </w:rPr>
-              <w:t xml:space="preserve">Hệ thống cập nhật badge trạng thái và giao diện ngay lập tức mà không cần reload trang. Nếu cộng tác viên đang ở trang danh sách: card bài tương ứng cập nhật badge. Nếu đang ở editor: header badge và vùng soạn thảo cập nhật.</w:t>
+              <w:t xml:space="preserve">Hệ thống cập nhật nhãn trạng thái và giao diện ngay lập tức mà không cần reload trang. Nếu cộng tác viên đang ở trang danh sách: card bài tương ứng cập nhật nhãn. Nếu đang ở editor: phần đầu trang nhãn và vùng soạn thảo cập nhật.</w:t>
             </w:r>
           </w:p>
         </w:tc>
@@ -2897,7 +2897,7 @@
                 <w:sz w:val="18"/>
                 <w:szCs w:val="18"/>
               </w:rPr>
-              <w:t xml:space="preserve">Hệ thống tự động gửi thông báo nội bộ tới biên tập viên có quyền duyệt chuyên mục tương ứng: tiêu đề thông báo "Có bài viết mới cần duyệt: [Tiêu đề bài]", link trực tiếp đến bài trong CMS. Cộng tác viên không thấy luồng này.</w:t>
+              <w:t xml:space="preserve">Hệ thống tự động gửi thông báo nội bộ tới biên tập viên có quyền duyệt chuyên mục tương ứng: tiêu đề thông báo "Có bài viết mới cần duyệt: [Tiêu đề bài]", liên kết trực tiếp đến bài trong CMS. Cộng tác viên không thấy luồng này.</w:t>
             </w:r>
           </w:p>
         </w:tc>
@@ -3432,7 +3432,7 @@
                 <w:sz w:val="18"/>
                 <w:szCs w:val="18"/>
               </w:rPr>
-              <w:t xml:space="preserve">Hiển thị bên dưới dropdown chuyên mục trong sidebar: "Vui lòng chọn chuyên mục." Dropdown được highlight viền đỏ.</w:t>
+              <w:t xml:space="preserve">Hiển thị bên dưới danh sách thả xuống chuyên mục trong thanh bên: "Vui lòng chọn chuyên mục." danh sách thả xuống được highlight viền đỏ.</w:t>
             </w:r>
           </w:p>
         </w:tc>
@@ -3766,7 +3766,7 @@
                 <w:sz w:val="18"/>
                 <w:szCs w:val="18"/>
               </w:rPr>
-              <w:t xml:space="preserve">Khi NSD bấm "Gửi duyệt": hệ thống kiểm tra tất cả điều kiện bắt buộc trước khi mở dialog xác nhận. Nếu có lỗi: (1) Không mở dialog, (2) Scroll đến trường lỗi đầu tiên, (3) Highlight trường lỗi viền đỏ, (4) Hiển thị thông báo lỗi inline tương ứng.</w:t>
+              <w:t xml:space="preserve">Khi NSD bấm "Gửi duyệt": hệ thống kiểm tra tất cả điều kiện bắt buộc trước khi mở hộp thoại xác nhận. Nếu có lỗi: (1) Không mở hộp thoại, (2) cuộn trang đến trường lỗi đầu tiên, (3) Highlight trường lỗi viền đỏ, (4) Hiển thị thông báo lỗi trực tiếp tương ứng.</w:t>
             </w:r>
           </w:p>
         </w:tc>
